--- a/releases/evt-pre-20/2026-09-30-rev-d/Основной_пакет/00_Опись_и_статус/Ответ_на_замечания_проверки_Rev_D.docx
+++ b/releases/evt-pre-20/2026-09-30-rev-d/Основной_пакет/00_Опись_и_статус/Ответ_на_замечания_проверки_Rev_D.docx
@@ -59,7 +59,7 @@
           <w:rFonts w:ascii="Times New Roman" w:hAnsi="Times New Roman" w:eastAsia="Times New Roman" w:cs="Times New Roman"/>
           <w:sz w:val="28"/>
         </w:rPr>
-        <w:t>P1, PCB-PWR: подтверждена ошибка задания. Исходная плата и Gerber job имеют 0,035 мм меди на каждом из четырёх слоёв. Задание на изготовление, технический проект и закупочные CSV/XLSX исправлены на 1 oz / 35 мкм на всех слоях. Stack ID выбирает и подтверждает фабрика при DFM. Для заказа сначала изготавливаются 2 PCBA, остальные 20 после проверки первых изделий.</w:t>
+        <w:t>P1, PCB-PWR: ошибка задания подтверждена и исправлена на 1 oz / 35 мкм на всех четырёх слоях в DOCX и закупочных CSV/XLSX. Stack ID подтверждает фабрика при DFM. Заказ и изготовление всех 22 PCBA выполняются одной партией без паузы; два изделия отбираются из готовой партии для углублённого контроля.</w:t>
       </w:r>
     </w:p>
     <w:p>
@@ -117,7 +117,7 @@
           <w:rFonts w:ascii="Times New Roman" w:hAnsi="Times New Roman" w:eastAsia="Times New Roman" w:cs="Times New Roman"/>
           <w:sz w:val="28"/>
         </w:rPr>
-        <w:t>Статусы основного пакета и программы обновлены до Rev D: PCB-MIC Review B принят для контролируемого первого изделия, плата c57cebbb..., DRC/ERC/unconnected равны нулю. Устаревшие Rev C и старый SHA удалены из действующих статусов. Отдельный архив PCB-MIC Review B присутствует в поставке и не вложен в производственный заказ плат.</w:t>
+        <w:t>Статусы пакета обновлены до Rev D: PCB-MIC Rev B технически принят, плата c57cebbb..., DRC/ERC/unconnected равны нулю. Подписанный Review B предусматривал паузу после первого изделия; позднее требование заказчика отменяет только эту последовательность, что прямо зафиксировано в извещении. Отдельный архив Review B сохраняет историческое решение.</w:t>
       </w:r>
     </w:p>
     <w:p>
@@ -175,7 +175,7 @@
           <w:rFonts w:ascii="Times New Roman" w:hAnsi="Times New Roman" w:eastAsia="Times New Roman" w:cs="Times New Roman"/>
           <w:sz w:val="28"/>
         </w:rPr>
-        <w:t>M2, PCB-MAIN: фактические ВЧ-трассы CELL_RF, GNSS_RF и LORA_RF идут по F.Cu шириной 0,1509 мм. Значение импеданса нельзя подтвердить без выбранного стека и диэлектриков; опорный In1 имеет разделённые области земли. Решение о контроле импеданса для первого EVT-лота фиксируется отдельным заказным приложением. До его оформления численное значение 50 Ом и допуск фабрике не заявляются.</w:t>
+        <w:t>M2, PCB-MAIN: ВЧ-трассы идут по F.Cu шириной 0,1509 мм. По решению заказчика от 30.09.2026 их пока оставляют без переразводки. Для первого EVT-лота не заказываются контролируемый импеданс и числовая цель 50 Ом; отсутствие измеренного импеданса является принятым риском образцов. Опорный In1 имеет разделённые области земли, поэтому 50 Ом по ширине дорожки не подтверждаются. Все 22 PCBA изготавливаются без паузы; два образца выбираются после изготовления для LTE, GNSS и LoRa испытаний. При отклонениях изолируется затронутая партия, оформляется ECO и при необходимости выполняется переразводка. Заводской stack ID и DFM остаются обязательными до запуска панели.</w:t>
       </w:r>
     </w:p>
     <w:p>
